--- a/documentacion/SIGEVA-Guia-Codigo-Eleccion-Global.docx
+++ b/documentacion/SIGEVA-Guia-Codigo-Eleccion-Global.docx
@@ -1877,6 +1877,7 @@
       </w:tr>
       <w:tr>
         <w:trPr>
+          <w:trHeight w:val="2784"/>
           <w:jc w:val="center"/>
         </w:trPr>
         <w:tc>
@@ -2747,7 +2748,23 @@
           <w:rFonts w:eastAsia="Arial" w:cs="Arial"/>
           <w:color w:val="1A1A1A"/>
         </w:rPr>
-        <w:t xml:space="preserve"> api.ts.</w:t>
+        <w:t xml:space="preserve"> </w:t>
+      </w:r>
+      <w:proofErr w:type="spellStart"/>
+      <w:r>
+        <w:rPr>
+          <w:rFonts w:eastAsia="Arial" w:cs="Arial"/>
+          <w:color w:val="1A1A1A"/>
+        </w:rPr>
+        <w:t>api.ts</w:t>
+      </w:r>
+      <w:proofErr w:type="spellEnd"/>
+      <w:r>
+        <w:rPr>
+          <w:rFonts w:eastAsia="Arial" w:cs="Arial"/>
+          <w:color w:val="1A1A1A"/>
+        </w:rPr>
+        <w:t>.</w:t>
       </w:r>
     </w:p>
     <w:tbl>
@@ -2847,6 +2864,7 @@
         <w:rPr>
           <w:noProof/>
         </w:rPr>
+        <w:lastRenderedPageBreak/>
         <w:drawing>
           <wp:inline distT="0" distB="0" distL="0" distR="0" wp14:anchorId="46401796" wp14:editId="23D5AE0F">
             <wp:extent cx="5832000" cy="2279782"/>
@@ -2939,7 +2957,6 @@
           <w:color w:val="1B3A4B"/>
           <w:lang w:val="es-CO"/>
         </w:rPr>
-        <w:lastRenderedPageBreak/>
         <w:t>3. PostgreSQL — un solo bloque, lo copia TODO el mundo</w:t>
       </w:r>
     </w:p>
@@ -3493,6 +3510,7 @@
           <w:sz w:val="18"/>
           <w:lang w:val="es-CO"/>
         </w:rPr>
+        <w:lastRenderedPageBreak/>
         <w:t>Así se ve. Abajo está el texto para copiar; no dependas solo de la foto.</w:t>
       </w:r>
     </w:p>
@@ -4063,7 +4081,6 @@
                 <w:color w:val="1A1A1A"/>
                 <w:sz w:val="20"/>
               </w:rPr>
-              <w:lastRenderedPageBreak/>
               <w:t xml:space="preserve">WHERE </w:t>
             </w:r>
             <w:proofErr w:type="gramStart"/>
@@ -4525,6 +4542,7 @@
                 <w:sz w:val="20"/>
                 <w:lang w:val="es-CO"/>
               </w:rPr>
+              <w:lastRenderedPageBreak/>
               <w:t>sigevaBack</w:t>
             </w:r>
             <w:proofErr w:type="spellEnd"/>
@@ -4688,7 +4706,23 @@
           <w:rFonts w:eastAsia="Arial" w:cs="Arial"/>
           <w:color w:val="1A1A1A"/>
         </w:rPr>
-        <w:t xml:space="preserve"> el otro repo, en el form.</w:t>
+        <w:t xml:space="preserve"> el </w:t>
+      </w:r>
+      <w:proofErr w:type="spellStart"/>
+      <w:r>
+        <w:rPr>
+          <w:rFonts w:eastAsia="Arial" w:cs="Arial"/>
+          <w:color w:val="1A1A1A"/>
+        </w:rPr>
+        <w:t>otro</w:t>
+      </w:r>
+      <w:proofErr w:type="spellEnd"/>
+      <w:r>
+        <w:rPr>
+          <w:rFonts w:eastAsia="Arial" w:cs="Arial"/>
+          <w:color w:val="1A1A1A"/>
+        </w:rPr>
+        <w:t xml:space="preserve"> repo, en el form.</w:t>
       </w:r>
     </w:p>
     <w:p>
@@ -4700,7 +4734,6 @@
         <w:rPr>
           <w:noProof/>
         </w:rPr>
-        <w:lastRenderedPageBreak/>
         <w:drawing>
           <wp:inline distT="0" distB="0" distL="0" distR="0" wp14:anchorId="68ED4149" wp14:editId="70EE74FE">
             <wp:extent cx="5832000" cy="2226764"/>
@@ -7333,7 +7366,23 @@
           <w:rFonts w:eastAsia="Arial" w:cs="Arial"/>
           <w:color w:val="1A1A1A"/>
         </w:rPr>
-        <w:t xml:space="preserve"> este checklist.</w:t>
+        <w:t xml:space="preserve"> </w:t>
+      </w:r>
+      <w:proofErr w:type="spellStart"/>
+      <w:r>
+        <w:rPr>
+          <w:rFonts w:eastAsia="Arial" w:cs="Arial"/>
+          <w:color w:val="1A1A1A"/>
+        </w:rPr>
+        <w:t>este</w:t>
+      </w:r>
+      <w:proofErr w:type="spellEnd"/>
+      <w:r>
+        <w:rPr>
+          <w:rFonts w:eastAsia="Arial" w:cs="Arial"/>
+          <w:color w:val="1A1A1A"/>
+        </w:rPr>
+        <w:t xml:space="preserve"> checklist.</w:t>
       </w:r>
     </w:p>
     <w:p>
@@ -10834,7 +10883,23 @@
                 <w:rFonts w:eastAsia="Arial" w:cs="Arial"/>
                 <w:color w:val="1A1A1A"/>
               </w:rPr>
-              <w:t xml:space="preserve"> existía.</w:t>
+              <w:t xml:space="preserve"> </w:t>
+            </w:r>
+            <w:proofErr w:type="spellStart"/>
+            <w:r>
+              <w:rPr>
+                <w:rFonts w:eastAsia="Arial" w:cs="Arial"/>
+                <w:color w:val="1A1A1A"/>
+              </w:rPr>
+              <w:t>existía</w:t>
+            </w:r>
+            <w:proofErr w:type="spellEnd"/>
+            <w:r>
+              <w:rPr>
+                <w:rFonts w:eastAsia="Arial" w:cs="Arial"/>
+                <w:color w:val="1A1A1A"/>
+              </w:rPr>
+              <w:t>.</w:t>
             </w:r>
           </w:p>
         </w:tc>
@@ -11251,7 +11316,6 @@
         <w:rPr>
           <w:noProof/>
         </w:rPr>
-        <w:lastRenderedPageBreak/>
         <w:drawing>
           <wp:inline distT="0" distB="0" distL="0" distR="0" wp14:anchorId="512C5124" wp14:editId="2C31A7CC">
             <wp:extent cx="5832000" cy="3596400"/>
@@ -12139,7 +12203,6 @@
         <w:rPr>
           <w:noProof/>
         </w:rPr>
-        <w:lastRenderedPageBreak/>
         <w:drawing>
           <wp:inline distT="0" distB="0" distL="0" distR="0" wp14:anchorId="07FF0F29" wp14:editId="5EF54766">
             <wp:extent cx="5832000" cy="2883600"/>
@@ -12979,7 +13042,6 @@
           <w:color w:val="1B3A4B"/>
           <w:lang w:val="es-CO"/>
         </w:rPr>
-        <w:lastRenderedPageBreak/>
         <w:t xml:space="preserve">LISTO — pruébalo en Thunder (fotos: JSON / </w:t>
       </w:r>
       <w:proofErr w:type="spellStart"/>
@@ -13562,7 +13624,6 @@
           <w:color w:val="1A1A1A"/>
           <w:lang w:val="es-CO"/>
         </w:rPr>
-        <w:lastRenderedPageBreak/>
         <w:t xml:space="preserve">Tu carril: </w:t>
       </w:r>
       <w:proofErr w:type="spellStart"/>
@@ -14571,7 +14632,6 @@
         <w:rPr>
           <w:noProof/>
         </w:rPr>
-        <w:lastRenderedPageBreak/>
         <w:drawing>
           <wp:inline distT="0" distB="0" distL="0" distR="0" wp14:anchorId="24CC1EAA" wp14:editId="45C11B67">
             <wp:extent cx="5832000" cy="1992600"/>
@@ -16579,7 +16639,23 @@
           <w:rFonts w:eastAsia="Arial" w:cs="Arial"/>
           <w:color w:val="1A1A1A"/>
         </w:rPr>
-        <w:t xml:space="preserve"> quiera: no la esperas.</w:t>
+        <w:t xml:space="preserve"> </w:t>
+      </w:r>
+      <w:proofErr w:type="spellStart"/>
+      <w:r>
+        <w:rPr>
+          <w:rFonts w:eastAsia="Arial" w:cs="Arial"/>
+          <w:color w:val="1A1A1A"/>
+        </w:rPr>
+        <w:t>quiera</w:t>
+      </w:r>
+      <w:proofErr w:type="spellEnd"/>
+      <w:r>
+        <w:rPr>
+          <w:rFonts w:eastAsia="Arial" w:cs="Arial"/>
+          <w:color w:val="1A1A1A"/>
+        </w:rPr>
+        <w:t>: no la esperas.</w:t>
       </w:r>
     </w:p>
     <w:p>
@@ -16591,7 +16667,6 @@
         <w:rPr>
           <w:noProof/>
         </w:rPr>
-        <w:lastRenderedPageBreak/>
         <w:drawing>
           <wp:inline distT="0" distB="0" distL="0" distR="0" wp14:anchorId="5762E5F2" wp14:editId="081C5520">
             <wp:extent cx="5832000" cy="2663350"/>
@@ -17268,7 +17343,6 @@
         <w:rPr>
           <w:noProof/>
         </w:rPr>
-        <w:lastRenderedPageBreak/>
         <w:drawing>
           <wp:inline distT="0" distB="0" distL="0" distR="0" wp14:anchorId="29AB2E9B" wp14:editId="2727C3A1">
             <wp:extent cx="5832000" cy="2862982"/>
@@ -18549,7 +18623,6 @@
         <w:rPr>
           <w:noProof/>
         </w:rPr>
-        <w:lastRenderedPageBreak/>
         <w:drawing>
           <wp:inline distT="0" distB="0" distL="0" distR="0" wp14:anchorId="3B88D0BA" wp14:editId="0ABC563A">
             <wp:extent cx="5832000" cy="4131000"/>
@@ -19079,7 +19152,6 @@
         <w:rPr>
           <w:noProof/>
         </w:rPr>
-        <w:lastRenderedPageBreak/>
         <w:drawing>
           <wp:inline distT="0" distB="0" distL="0" distR="0" wp14:anchorId="76449CB3" wp14:editId="413C709E">
             <wp:extent cx="5832000" cy="2883600"/>
@@ -19380,7 +19452,6 @@
         <w:rPr>
           <w:noProof/>
         </w:rPr>
-        <w:lastRenderedPageBreak/>
         <w:drawing>
           <wp:inline distT="0" distB="0" distL="0" distR="0" wp14:anchorId="7E41B836" wp14:editId="3A44DDEA">
             <wp:extent cx="5832000" cy="2263321"/>
@@ -19482,7 +19553,27 @@
           <w:color w:val="4A5563"/>
           <w:sz w:val="18"/>
         </w:rPr>
-        <w:t xml:space="preserve"> con exito.</w:t>
+        <w:t xml:space="preserve"> con </w:t>
+      </w:r>
+      <w:proofErr w:type="spellStart"/>
+      <w:r>
+        <w:rPr>
+          <w:rFonts w:eastAsia="Arial" w:cs="Arial"/>
+          <w:i/>
+          <w:color w:val="4A5563"/>
+          <w:sz w:val="18"/>
+        </w:rPr>
+        <w:t>exito</w:t>
+      </w:r>
+      <w:proofErr w:type="spellEnd"/>
+      <w:r>
+        <w:rPr>
+          <w:rFonts w:eastAsia="Arial" w:cs="Arial"/>
+          <w:i/>
+          <w:color w:val="4A5563"/>
+          <w:sz w:val="18"/>
+        </w:rPr>
+        <w:t>.</w:t>
       </w:r>
     </w:p>
     <w:p>
@@ -19847,16 +19938,7 @@
                 <w:color w:val="1A1A1A"/>
                 <w:lang w:val="es-CO"/>
               </w:rPr>
-              <w:t xml:space="preserve">El modal YA existe (lápiz en el listado). Hoy manda jornada y muestra el combo. Quítaselo. El PUT no va vacío: lleva los MISMOS campos que el crear (centro de la sesión, nombre, fechas, horas). Puedes </w:t>
-            </w:r>
-            <w:r>
-              <w:rPr>
-                <w:rFonts w:eastAsia="Arial" w:cs="Arial"/>
-                <w:color w:val="1A1A1A"/>
-                <w:lang w:val="es-CO"/>
-              </w:rPr>
-              <w:lastRenderedPageBreak/>
-              <w:t xml:space="preserve">cambiar nombre o fechas. </w:t>
+              <w:t xml:space="preserve">El modal YA existe (lápiz en el listado). Hoy manda jornada y muestra el combo. Quítaselo. El PUT no va vacío: lleva los MISMOS campos que el crear (centro de la sesión, nombre, fechas, horas). Puedes cambiar nombre o fechas. </w:t>
             </w:r>
             <w:proofErr w:type="gramStart"/>
             <w:r>
@@ -20097,7 +20179,6 @@
         <w:rPr>
           <w:noProof/>
         </w:rPr>
-        <w:lastRenderedPageBreak/>
         <w:drawing>
           <wp:inline distT="0" distB="0" distL="0" distR="0" wp14:anchorId="79AA98D8" wp14:editId="20B6891C">
             <wp:extent cx="5832000" cy="2057105"/>
@@ -20706,7 +20787,6 @@
         <w:rPr>
           <w:noProof/>
         </w:rPr>
-        <w:lastRenderedPageBreak/>
         <w:drawing>
           <wp:inline distT="0" distB="0" distL="0" distR="0" wp14:anchorId="2EE822EA" wp14:editId="1A9028FA">
             <wp:extent cx="5832000" cy="1814400"/>
@@ -21336,7 +21416,6 @@
                 <w:color w:val="1A1A1A"/>
                 <w:sz w:val="20"/>
               </w:rPr>
-              <w:lastRenderedPageBreak/>
               <w:t>Network PUT /</w:t>
             </w:r>
             <w:proofErr w:type="spellStart"/>
@@ -22518,7 +22597,6 @@
                 <w:color w:val="1A1A1A"/>
                 <w:sz w:val="20"/>
               </w:rPr>
-              <w:lastRenderedPageBreak/>
               <w:t>modifica</w:t>
             </w:r>
             <w:proofErr w:type="spellEnd"/>
@@ -22549,18 +22627,7 @@
                 <w:sz w:val="20"/>
                 <w:lang w:val="es-CO"/>
               </w:rPr>
-              <w:lastRenderedPageBreak/>
-              <w:t xml:space="preserve">Lo mismo en el PUT. No dejes </w:t>
-            </w:r>
-            <w:r>
-              <w:rPr>
-                <w:rFonts w:eastAsia="Arial" w:cs="Arial"/>
-                <w:color w:val="1A1A1A"/>
-                <w:sz w:val="20"/>
-                <w:lang w:val="es-CO"/>
-              </w:rPr>
-              <w:lastRenderedPageBreak/>
-              <w:t>el editar sin jornada.</w:t>
+              <w:t>Lo mismo en el PUT. No dejes el editar sin jornada.</w:t>
             </w:r>
           </w:p>
         </w:tc>
@@ -22595,7 +22662,6 @@
                 <w:sz w:val="20"/>
                 <w:lang w:val="es-CO"/>
               </w:rPr>
-              <w:lastRenderedPageBreak/>
               <w:t>src</w:t>
             </w:r>
             <w:proofErr w:type="spellEnd"/>
@@ -23898,7 +23964,6 @@
         <w:rPr>
           <w:noProof/>
         </w:rPr>
-        <w:lastRenderedPageBreak/>
         <w:drawing>
           <wp:inline distT="0" distB="0" distL="0" distR="0" wp14:anchorId="27BD82D0" wp14:editId="2C503C1B">
             <wp:extent cx="5832000" cy="4792634"/>
@@ -24456,7 +24521,6 @@
         <w:rPr>
           <w:noProof/>
         </w:rPr>
-        <w:lastRenderedPageBreak/>
         <w:drawing>
           <wp:inline distT="0" distB="0" distL="0" distR="0" wp14:anchorId="1D1EA9C8" wp14:editId="3C642C8E">
             <wp:extent cx="5832000" cy="1951069"/>
@@ -25082,7 +25146,6 @@
           <w:sz w:val="18"/>
           <w:lang w:val="es-CO"/>
         </w:rPr>
-        <w:lastRenderedPageBreak/>
         <w:t xml:space="preserve">EXISTENTE. Esta URL de </w:t>
       </w:r>
       <w:proofErr w:type="spellStart"/>
@@ -25551,7 +25614,6 @@
                 <w:color w:val="92400E"/>
                 <w:lang w:val="es-CO"/>
               </w:rPr>
-              <w:lastRenderedPageBreak/>
               <w:t xml:space="preserve">CÓDIGO EXISTENTE — se modifica lo que ya </w:t>
             </w:r>
             <w:proofErr w:type="gramStart"/>
@@ -26171,7 +26233,23 @@
                 <w:rFonts w:eastAsia="Arial" w:cs="Arial"/>
                 <w:color w:val="1A1A1A"/>
               </w:rPr>
-              <w:t xml:space="preserve"> yendo a /seleccion/:ideleccion.</w:t>
+              <w:t xml:space="preserve"> </w:t>
+            </w:r>
+            <w:proofErr w:type="spellStart"/>
+            <w:r>
+              <w:rPr>
+                <w:rFonts w:eastAsia="Arial" w:cs="Arial"/>
+                <w:color w:val="1A1A1A"/>
+              </w:rPr>
+              <w:t>yendo</w:t>
+            </w:r>
+            <w:proofErr w:type="spellEnd"/>
+            <w:r>
+              <w:rPr>
+                <w:rFonts w:eastAsia="Arial" w:cs="Arial"/>
+                <w:color w:val="1A1A1A"/>
+              </w:rPr>
+              <w:t xml:space="preserve"> a /seleccion/:ideleccion.</w:t>
             </w:r>
           </w:p>
         </w:tc>
@@ -26664,7 +26742,6 @@
         <w:rPr>
           <w:noProof/>
         </w:rPr>
-        <w:lastRenderedPageBreak/>
         <w:drawing>
           <wp:inline distT="0" distB="0" distL="0" distR="0" wp14:anchorId="535FEB17" wp14:editId="21CAB769">
             <wp:extent cx="5832000" cy="2163314"/>
@@ -26998,7 +27075,6 @@
         <w:rPr>
           <w:noProof/>
         </w:rPr>
-        <w:lastRenderedPageBreak/>
         <w:drawing>
           <wp:inline distT="0" distB="0" distL="0" distR="0" wp14:anchorId="22CDC40C" wp14:editId="4AE6B94E">
             <wp:extent cx="5832000" cy="1951069"/>
@@ -28239,7 +28315,25 @@
                 <w:color w:val="FFFFFF"/>
                 <w:sz w:val="20"/>
               </w:rPr>
-              <w:t>, el paquete sirvió.</w:t>
+              <w:t xml:space="preserve">, el </w:t>
+            </w:r>
+            <w:proofErr w:type="spellStart"/>
+            <w:r>
+              <w:rPr>
+                <w:rFonts w:eastAsia="Arial" w:cs="Arial"/>
+                <w:color w:val="FFFFFF"/>
+                <w:sz w:val="20"/>
+              </w:rPr>
+              <w:t>paquete</w:t>
+            </w:r>
+            <w:proofErr w:type="spellEnd"/>
+            <w:r>
+              <w:rPr>
+                <w:rFonts w:eastAsia="Arial" w:cs="Arial"/>
+                <w:color w:val="FFFFFF"/>
+                <w:sz w:val="20"/>
+              </w:rPr>
+              <w:t xml:space="preserve"> sirvió.</w:t>
             </w:r>
           </w:p>
         </w:tc>
@@ -28293,7 +28387,6 @@
         <w:rPr>
           <w:noProof/>
         </w:rPr>
-        <w:lastRenderedPageBreak/>
         <w:drawing>
           <wp:inline distT="0" distB="0" distL="0" distR="0" wp14:anchorId="105FC0FA" wp14:editId="447AEFEA">
             <wp:extent cx="5832000" cy="2756945"/>
@@ -29394,7 +29487,6 @@
           <w:sz w:val="32"/>
           <w:lang w:val="es-CO"/>
         </w:rPr>
-        <w:lastRenderedPageBreak/>
         <w:t>¿Esto ya cubre todo?</w:t>
       </w:r>
     </w:p>
@@ -29431,7 +29523,23 @@
           <w:rFonts w:eastAsia="Arial" w:cs="Arial"/>
           <w:color w:val="1A1A1A"/>
         </w:rPr>
-        <w:t xml:space="preserve"> paquete.</w:t>
+        <w:t xml:space="preserve"> </w:t>
+      </w:r>
+      <w:proofErr w:type="spellStart"/>
+      <w:r>
+        <w:rPr>
+          <w:rFonts w:eastAsia="Arial" w:cs="Arial"/>
+          <w:color w:val="1A1A1A"/>
+        </w:rPr>
+        <w:t>paquete</w:t>
+      </w:r>
+      <w:proofErr w:type="spellEnd"/>
+      <w:r>
+        <w:rPr>
+          <w:rFonts w:eastAsia="Arial" w:cs="Arial"/>
+          <w:color w:val="1A1A1A"/>
+        </w:rPr>
+        <w:t>.</w:t>
       </w:r>
     </w:p>
     <w:tbl>
